--- a/ЛР0.docx
+++ b/ЛР0.docx
@@ -448,7 +448,23 @@
           <w:sz w:val="28"/>
           <w:szCs w:val="28"/>
         </w:rPr>
-        <w:t xml:space="preserve">0938у:                    </w:t>
+        <w:t>0938</w:t>
+      </w:r>
+      <w:proofErr w:type="gramStart"/>
+      <w:r>
+        <w:rPr>
+          <w:sz w:val="28"/>
+          <w:szCs w:val="28"/>
+        </w:rPr>
+        <w:t xml:space="preserve">у:   </w:t>
+      </w:r>
+      <w:proofErr w:type="gramEnd"/>
+      <w:r>
+        <w:rPr>
+          <w:sz w:val="28"/>
+          <w:szCs w:val="28"/>
+        </w:rPr>
+        <w:t xml:space="preserve">                 </w:t>
       </w:r>
       <w:r>
         <w:rPr>
@@ -509,12 +525,21 @@
           <w:szCs w:val="28"/>
         </w:rPr>
       </w:pPr>
-      <w:r>
-        <w:rPr>
-          <w:sz w:val="28"/>
-          <w:szCs w:val="28"/>
-        </w:rPr>
-        <w:t xml:space="preserve">Преподаватель:                                             </w:t>
+      <w:proofErr w:type="gramStart"/>
+      <w:r>
+        <w:rPr>
+          <w:sz w:val="28"/>
+          <w:szCs w:val="28"/>
+        </w:rPr>
+        <w:t xml:space="preserve">Преподаватель:   </w:t>
+      </w:r>
+      <w:proofErr w:type="gramEnd"/>
+      <w:r>
+        <w:rPr>
+          <w:sz w:val="28"/>
+          <w:szCs w:val="28"/>
+        </w:rPr>
+        <w:t xml:space="preserve">                                          </w:t>
       </w:r>
       <w:r>
         <w:rPr>
@@ -1058,6 +1083,7 @@
         <w:rPr>
           <w:sz w:val="28"/>
           <w:szCs w:val="28"/>
+          <w:lang w:val="en-US"/>
         </w:rPr>
       </w:pPr>
       <w:r>
@@ -1093,6 +1119,61 @@
     <w:p>
       <w:pPr>
         <w:pStyle w:val="Standard"/>
+        <w:spacing w:line="360" w:lineRule="auto"/>
+        <w:rPr>
+          <w:sz w:val="28"/>
+          <w:szCs w:val="28"/>
+        </w:rPr>
+      </w:pPr>
+      <w:r>
+        <w:rPr>
+          <w:sz w:val="28"/>
+          <w:szCs w:val="28"/>
+        </w:rPr>
+        <w:t>Ссылка</w:t>
+      </w:r>
+      <w:r>
+        <w:rPr>
+          <w:sz w:val="28"/>
+          <w:szCs w:val="28"/>
+        </w:rPr>
+        <w:t xml:space="preserve"> </w:t>
+      </w:r>
+      <w:r>
+        <w:rPr>
+          <w:sz w:val="28"/>
+          <w:szCs w:val="28"/>
+        </w:rPr>
+        <w:t>на проект</w:t>
+      </w:r>
+      <w:r>
+        <w:rPr>
+          <w:sz w:val="28"/>
+          <w:szCs w:val="28"/>
+        </w:rPr>
+        <w:t>:</w:t>
+      </w:r>
+      <w:r>
+        <w:rPr>
+          <w:sz w:val="28"/>
+          <w:szCs w:val="28"/>
+        </w:rPr>
+        <w:t xml:space="preserve"> </w:t>
+      </w:r>
+      <w:hyperlink r:id="rId8" w:history="1">
+        <w:r>
+          <w:rPr>
+            <w:rStyle w:val="a7"/>
+            <w:sz w:val="28"/>
+            <w:szCs w:val="28"/>
+          </w:rPr>
+          <w:t>https://scratch.mit.edu/projects/1393776889/</w:t>
+        </w:r>
+      </w:hyperlink>
+    </w:p>
+    <w:p>
+      <w:pPr>
+        <w:pStyle w:val="Standard"/>
         <w:keepNext/>
         <w:spacing w:line="360" w:lineRule="auto"/>
         <w:jc w:val="center"/>
@@ -1105,9 +1186,9 @@
           <w:lang w:val="en-US"/>
         </w:rPr>
         <w:drawing>
-          <wp:inline distT="0" distB="0" distL="0" distR="0" wp14:anchorId="52A20E5B" wp14:editId="738414AD">
-            <wp:extent cx="5234767" cy="8391525"/>
-            <wp:effectExtent l="0" t="0" r="4445" b="0"/>
+          <wp:inline distT="0" distB="0" distL="0" distR="0" wp14:anchorId="52A20E5B" wp14:editId="774E8CA4">
+            <wp:extent cx="5098106" cy="8172450"/>
+            <wp:effectExtent l="0" t="0" r="7620" b="0"/>
             <wp:docPr id="1443404926" name="Рисунок 1"/>
             <wp:cNvGraphicFramePr>
               <a:graphicFrameLocks xmlns:a="http://schemas.openxmlformats.org/drawingml/2006/main" noChangeAspect="1"/>
@@ -1120,7 +1201,7 @@
                     <pic:cNvPicPr/>
                   </pic:nvPicPr>
                   <pic:blipFill>
-                    <a:blip r:embed="rId8"/>
+                    <a:blip r:embed="rId9"/>
                     <a:stretch>
                       <a:fillRect/>
                     </a:stretch>
@@ -1128,7 +1209,7 @@
                   <pic:spPr>
                     <a:xfrm>
                       <a:off x="0" y="0"/>
-                      <a:ext cx="5251872" cy="8418944"/>
+                      <a:ext cx="5126609" cy="8218141"/>
                     </a:xfrm>
                     <a:prstGeom prst="rect">
                       <a:avLst/>
@@ -1283,7 +1364,7 @@
                     <pic:cNvPicPr/>
                   </pic:nvPicPr>
                   <pic:blipFill>
-                    <a:blip r:embed="rId9"/>
+                    <a:blip r:embed="rId10"/>
                     <a:stretch>
                       <a:fillRect/>
                     </a:stretch>
@@ -1457,6 +1538,121 @@
     </w:p>
     <w:p>
       <w:pPr>
+        <w:pStyle w:val="Standard"/>
+        <w:spacing w:line="360" w:lineRule="auto"/>
+        <w:rPr>
+          <w:sz w:val="28"/>
+          <w:szCs w:val="28"/>
+        </w:rPr>
+      </w:pPr>
+      <w:r>
+        <w:rPr>
+          <w:sz w:val="28"/>
+          <w:szCs w:val="28"/>
+        </w:rPr>
+        <w:t>Ссылка на проект</w:t>
+      </w:r>
+      <w:r>
+        <w:rPr>
+          <w:sz w:val="28"/>
+          <w:szCs w:val="28"/>
+        </w:rPr>
+        <w:t xml:space="preserve">: </w:t>
+      </w:r>
+      <w:hyperlink r:id="rId11" w:history="1">
+        <w:r>
+          <w:rPr>
+            <w:rStyle w:val="a7"/>
+            <w:sz w:val="28"/>
+            <w:szCs w:val="28"/>
+            <w:lang w:val="en-US"/>
+          </w:rPr>
+          <w:t>https</w:t>
+        </w:r>
+        <w:r>
+          <w:rPr>
+            <w:rStyle w:val="a7"/>
+            <w:sz w:val="28"/>
+            <w:szCs w:val="28"/>
+          </w:rPr>
+          <w:t>://</w:t>
+        </w:r>
+        <w:r>
+          <w:rPr>
+            <w:rStyle w:val="a7"/>
+            <w:sz w:val="28"/>
+            <w:szCs w:val="28"/>
+            <w:lang w:val="en-US"/>
+          </w:rPr>
+          <w:t>scratch</w:t>
+        </w:r>
+        <w:r>
+          <w:rPr>
+            <w:rStyle w:val="a7"/>
+            <w:sz w:val="28"/>
+            <w:szCs w:val="28"/>
+          </w:rPr>
+          <w:t>.</w:t>
+        </w:r>
+        <w:proofErr w:type="spellStart"/>
+        <w:r>
+          <w:rPr>
+            <w:rStyle w:val="a7"/>
+            <w:sz w:val="28"/>
+            <w:szCs w:val="28"/>
+            <w:lang w:val="en-US"/>
+          </w:rPr>
+          <w:t>mit</w:t>
+        </w:r>
+        <w:proofErr w:type="spellEnd"/>
+        <w:r>
+          <w:rPr>
+            <w:rStyle w:val="a7"/>
+            <w:sz w:val="28"/>
+            <w:szCs w:val="28"/>
+          </w:rPr>
+          <w:t>.</w:t>
+        </w:r>
+        <w:proofErr w:type="spellStart"/>
+        <w:r>
+          <w:rPr>
+            <w:rStyle w:val="a7"/>
+            <w:sz w:val="28"/>
+            <w:szCs w:val="28"/>
+            <w:lang w:val="en-US"/>
+          </w:rPr>
+          <w:t>edu</w:t>
+        </w:r>
+        <w:proofErr w:type="spellEnd"/>
+        <w:r>
+          <w:rPr>
+            <w:rStyle w:val="a7"/>
+            <w:sz w:val="28"/>
+            <w:szCs w:val="28"/>
+          </w:rPr>
+          <w:t>/</w:t>
+        </w:r>
+        <w:r>
+          <w:rPr>
+            <w:rStyle w:val="a7"/>
+            <w:sz w:val="28"/>
+            <w:szCs w:val="28"/>
+            <w:lang w:val="en-US"/>
+          </w:rPr>
+          <w:t>projects</w:t>
+        </w:r>
+        <w:r>
+          <w:rPr>
+            <w:rStyle w:val="a7"/>
+            <w:sz w:val="28"/>
+            <w:szCs w:val="28"/>
+          </w:rPr>
+          <w:t>/1393851165/</w:t>
+        </w:r>
+      </w:hyperlink>
+    </w:p>
+    <w:p>
+      <w:pPr>
         <w:pStyle w:val="a5"/>
         <w:keepNext/>
       </w:pPr>
@@ -1485,7 +1681,7 @@
                     <pic:cNvPicPr/>
                   </pic:nvPicPr>
                   <pic:blipFill>
-                    <a:blip r:embed="rId10"/>
+                    <a:blip r:embed="rId12"/>
                     <a:stretch>
                       <a:fillRect/>
                     </a:stretch>
@@ -1642,7 +1838,7 @@
                     <pic:cNvPicPr/>
                   </pic:nvPicPr>
                   <pic:blipFill>
-                    <a:blip r:embed="rId11"/>
+                    <a:blip r:embed="rId13"/>
                     <a:stretch>
                       <a:fillRect/>
                     </a:stretch>
@@ -1791,6 +1987,7 @@
         <w:rPr>
           <w:sz w:val="28"/>
           <w:szCs w:val="28"/>
+          <w:lang w:val="en-US"/>
         </w:rPr>
       </w:pPr>
       <w:r>
@@ -1822,6 +2019,63 @@
         </w:rPr>
         <w:t>:</w:t>
       </w:r>
+    </w:p>
+    <w:p>
+      <w:pPr>
+        <w:pStyle w:val="Standard"/>
+        <w:spacing w:line="360" w:lineRule="auto"/>
+        <w:rPr>
+          <w:sz w:val="28"/>
+          <w:szCs w:val="28"/>
+        </w:rPr>
+      </w:pPr>
+      <w:r>
+        <w:rPr>
+          <w:sz w:val="28"/>
+          <w:szCs w:val="28"/>
+        </w:rPr>
+        <w:t>Ссылка на проект</w:t>
+      </w:r>
+      <w:r>
+        <w:rPr>
+          <w:sz w:val="28"/>
+          <w:szCs w:val="28"/>
+        </w:rPr>
+        <w:t>:</w:t>
+      </w:r>
+      <w:r>
+        <w:rPr>
+          <w:sz w:val="28"/>
+          <w:szCs w:val="28"/>
+        </w:rPr>
+        <w:t xml:space="preserve"> </w:t>
+      </w:r>
+      <w:hyperlink r:id="rId14" w:history="1">
+        <w:r>
+          <w:rPr>
+            <w:rStyle w:val="a7"/>
+            <w:sz w:val="28"/>
+            <w:szCs w:val="28"/>
+          </w:rPr>
+          <w:t>https://scratch.mit.edu/projects/1394</w:t>
+        </w:r>
+        <w:r>
+          <w:rPr>
+            <w:rStyle w:val="a7"/>
+            <w:sz w:val="28"/>
+            <w:szCs w:val="28"/>
+          </w:rPr>
+          <w:t>9</w:t>
+        </w:r>
+        <w:r>
+          <w:rPr>
+            <w:rStyle w:val="a7"/>
+            <w:sz w:val="28"/>
+            <w:szCs w:val="28"/>
+          </w:rPr>
+          <w:t>04049/</w:t>
+        </w:r>
+      </w:hyperlink>
     </w:p>
     <w:p>
       <w:pPr>
@@ -1850,7 +2104,7 @@
                     <pic:cNvPicPr/>
                   </pic:nvPicPr>
                   <pic:blipFill>
-                    <a:blip r:embed="rId12"/>
+                    <a:blip r:embed="rId15"/>
                     <a:stretch>
                       <a:fillRect/>
                     </a:stretch>
@@ -1996,7 +2250,7 @@
                     <pic:cNvPicPr/>
                   </pic:nvPicPr>
                   <pic:blipFill>
-                    <a:blip r:embed="rId13"/>
+                    <a:blip r:embed="rId16"/>
                     <a:stretch>
                       <a:fillRect/>
                     </a:stretch>
@@ -2150,7 +2404,7 @@
                     <pic:cNvPicPr/>
                   </pic:nvPicPr>
                   <pic:blipFill>
-                    <a:blip r:embed="rId14"/>
+                    <a:blip r:embed="rId17"/>
                     <a:stretch>
                       <a:fillRect/>
                     </a:stretch>
@@ -2299,7 +2553,7 @@
                     <pic:cNvPicPr/>
                   </pic:nvPicPr>
                   <pic:blipFill>
-                    <a:blip r:embed="rId15"/>
+                    <a:blip r:embed="rId18"/>
                     <a:stretch>
                       <a:fillRect/>
                     </a:stretch>
@@ -2462,7 +2716,7 @@
                     <pic:cNvPicPr/>
                   </pic:nvPicPr>
                   <pic:blipFill>
-                    <a:blip r:embed="rId16"/>
+                    <a:blip r:embed="rId19"/>
                     <a:stretch>
                       <a:fillRect/>
                     </a:stretch>
@@ -2764,7 +3018,7 @@
       </w:pPr>
     </w:p>
     <w:sectPr>
-      <w:footerReference w:type="default" r:id="rId17"/>
+      <w:footerReference w:type="default" r:id="rId20"/>
       <w:pgSz w:w="11906" w:h="16838"/>
       <w:pgMar w:top="1134" w:right="567" w:bottom="1134" w:left="1701" w:header="720" w:footer="720" w:gutter="0"/>
       <w:cols w:space="720"/>
@@ -3682,6 +3936,41 @@
       </w:numPr>
     </w:pPr>
   </w:style>
+  <w:style w:type="character" w:styleId="a7">
+    <w:name w:val="Hyperlink"/>
+    <w:basedOn w:val="a0"/>
+    <w:uiPriority w:val="99"/>
+    <w:unhideWhenUsed/>
+    <w:rsid w:val="000F15EB"/>
+    <w:rPr>
+      <w:color w:val="467886" w:themeColor="hyperlink"/>
+      <w:u w:val="single"/>
+    </w:rPr>
+  </w:style>
+  <w:style w:type="character" w:styleId="a8">
+    <w:name w:val="Unresolved Mention"/>
+    <w:basedOn w:val="a0"/>
+    <w:uiPriority w:val="99"/>
+    <w:semiHidden/>
+    <w:unhideWhenUsed/>
+    <w:rsid w:val="000F15EB"/>
+    <w:rPr>
+      <w:color w:val="605E5C"/>
+      <w:shd w:val="clear" w:color="auto" w:fill="E1DFDD"/>
+    </w:rPr>
+  </w:style>
+  <w:style w:type="character" w:styleId="a9">
+    <w:name w:val="FollowedHyperlink"/>
+    <w:basedOn w:val="a0"/>
+    <w:uiPriority w:val="99"/>
+    <w:semiHidden/>
+    <w:unhideWhenUsed/>
+    <w:rsid w:val="000F15EB"/>
+    <w:rPr>
+      <w:color w:val="96607D" w:themeColor="followedHyperlink"/>
+      <w:u w:val="single"/>
+    </w:rPr>
+  </w:style>
 </w:styles>
 </file>
 
